--- a/원고/1부/러시아어_컨설턴트_12아크.docx
+++ b/원고/1부/러시아어_컨설턴트_12아크.docx
@@ -1938,6 +1938,42 @@
           <w:bCs/>
           <w:b/>
         </w:rPr>
+        <w:t xml:space="preserve">Кирилл:</w:t>
+      </w:r>
+      <w:r>
+        <w:t xml:space="preserve"> </w:t>
+      </w:r>
+      <w:r>
+        <w:t xml:space="preserve">Как говорится, Рустам Анварович, лучше поздно, чем никогда.</w:t>
+      </w:r>
+    </w:p>
+    <w:p>
+      <w:pPr>
+        <w:pStyle w:val="BodyText"/>
+      </w:pPr>
+      <w:r>
+        <w:rPr>
+          <w:bCs/>
+          <w:b/>
+        </w:rPr>
+        <w:t xml:space="preserve">Рустам:</w:t>
+      </w:r>
+      <w:r>
+        <w:t xml:space="preserve"> </w:t>
+      </w:r>
+      <w:r>
+        <w:t xml:space="preserve">«Лучше поздно, чем никогда» — это не про восемь месяцев, Кирилл Андреевич. Восемь месяцев — это уже почти «никогда».</w:t>
+      </w:r>
+    </w:p>
+    <w:p>
+      <w:pPr>
+        <w:pStyle w:val="BodyText"/>
+      </w:pPr>
+      <w:r>
+        <w:rPr>
+          <w:bCs/>
+          <w:b/>
+        </w:rPr>
         <w:t xml:space="preserve">Оксана:</w:t>
       </w:r>
       <w:r>
@@ -3331,6 +3367,42 @@
       </w:r>
       <w:r>
         <w:t xml:space="preserve">не притворяясь.</w:t>
+      </w:r>
+    </w:p>
+    <w:p>
+      <w:pPr>
+        <w:pStyle w:val="BodyText"/>
+      </w:pPr>
+      <w:r>
+        <w:rPr>
+          <w:bCs/>
+          <w:b/>
+        </w:rPr>
+        <w:t xml:space="preserve">Кирилл:</w:t>
+      </w:r>
+      <w:r>
+        <w:t xml:space="preserve"> </w:t>
+      </w:r>
+      <w:r>
+        <w:t xml:space="preserve">Получается, вы не торгуетесь со временем, а работаете с ним.</w:t>
+      </w:r>
+    </w:p>
+    <w:p>
+      <w:pPr>
+        <w:pStyle w:val="BodyText"/>
+      </w:pPr>
+      <w:r>
+        <w:rPr>
+          <w:bCs/>
+          <w:b/>
+        </w:rPr>
+        <w:t xml:space="preserve">Анатолий:</w:t>
+      </w:r>
+      <w:r>
+        <w:t xml:space="preserve"> </w:t>
+      </w:r>
+      <w:r>
+        <w:t xml:space="preserve">Кутузов говорил: «Терпение и время — вот мои воины-богатыри!» Отец мне это повторял, когда я, пацаном, торопился со швом. Шесть недель под пломбой — это и есть терпение, только с документами.</w:t>
       </w:r>
     </w:p>
     <w:p>

--- a/원고/1부/러시아어_컨설턴트_12아크.docx
+++ b/원고/1부/러시아어_컨설턴트_12아크.docx
@@ -5185,6 +5185,222 @@
       </w:r>
       <w:r>
         <w:t xml:space="preserve">Обязательно. Удачи вам, в мире логистики.</w:t>
+      </w:r>
+    </w:p>
+    <w:p>
+      <w:r>
+        <w:br w:type="page"/>
+      </w:r>
+    </w:p>
+    <w:p>
+      <w:pPr>
+        <w:pStyle w:val="BodyText"/>
+      </w:pPr>
+      <w:r>
+        <w:rPr>
+          <w:b/>
+          <w:bCs/>
+          <w:sz w:val="32"/>
+          <w:szCs w:val="32"/>
+        </w:rPr>
+        <w:t xml:space="preserve">📚 인용 해설 노트 — 12아크</w:t>
+      </w:r>
+    </w:p>
+    <w:p>
+      <w:pPr>
+        <w:pStyle w:val="BodyText"/>
+      </w:pPr>
+      <w:r>
+        <w:rPr/>
+        <w:t xml:space="preserve">이 화에 나온 러시아 고전 인용과 속담의 뜻, 원작 맥락, 쓰인 장면, 실제 대화에서 쓰는 요령을 정리했습니다.</w:t>
+      </w:r>
+    </w:p>
+    <w:p>
+      <w:pPr>
+        <w:pStyle w:val="BodyText"/>
+      </w:pPr>
+      <w:r>
+        <w:rPr>
+          <w:b/>
+          <w:bCs/>
+          <w:sz w:val="24"/>
+          <w:szCs w:val="24"/>
+        </w:rPr>
+        <w:t xml:space="preserve">인용 1 · «Терпение и время — вот мои воины-богатыри!»</w:t>
+      </w:r>
+    </w:p>
+    <w:p>
+      <w:pPr>
+        <w:pStyle w:val="BodyText"/>
+      </w:pPr>
+      <w:r>
+        <w:rPr>
+          <w:b/>
+          <w:bCs/>
+        </w:rPr>
+        <w:t xml:space="preserve">출전: </w:t>
+      </w:r>
+      <w:r>
+        <w:rPr/>
+        <w:t xml:space="preserve">레프 톨스토이(Л. Н. Толстой), 『전쟁과 평화』 3권, 쿠투조프의 대사</w:t>
+      </w:r>
+    </w:p>
+    <w:p>
+      <w:pPr>
+        <w:pStyle w:val="BodyText"/>
+      </w:pPr>
+      <w:r>
+        <w:rPr>
+          <w:b/>
+          <w:bCs/>
+        </w:rPr>
+        <w:t xml:space="preserve">뜻: </w:t>
+      </w:r>
+      <w:r>
+        <w:rPr/>
+        <w:t xml:space="preserve">인내와 시간, 이것이 나의 용사들이다.</w:t>
+      </w:r>
+    </w:p>
+    <w:p>
+      <w:pPr>
+        <w:pStyle w:val="BodyText"/>
+      </w:pPr>
+      <w:r>
+        <w:rPr>
+          <w:b/>
+          <w:bCs/>
+        </w:rPr>
+        <w:t xml:space="preserve">원작·유래: </w:t>
+      </w:r>
+      <w:r>
+        <w:rPr/>
+        <w:t xml:space="preserve">나폴레옹과의 전쟁에서 성급한 결전을 피하고 후퇴와 지구전으로 승리한 쿠투조프 장군의 철학입니다. 판본에 따라 «Терпение и время, вот мои воины-богатыри»처럼 표기가 조금씩 다를 수 있으니 원전을 확인하세요.</w:t>
+      </w:r>
+    </w:p>
+    <w:p>
+      <w:pPr>
+        <w:pStyle w:val="BodyText"/>
+      </w:pPr>
+      <w:r>
+        <w:rPr>
+          <w:b/>
+          <w:bCs/>
+        </w:rPr>
+        <w:t xml:space="preserve">이 화에서: </w:t>
+      </w:r>
+      <w:r>
+        <w:rPr/>
+        <w:t xml:space="preserve">8개월 지연 속에서 수석엔지니어 아나톨리가 봉인된 시스템으로 단계적 인증을 받는 방식이야말로 인내라며 아버지에게 들은 말을 인용합니다.</w:t>
+      </w:r>
+    </w:p>
+    <w:p>
+      <w:pPr>
+        <w:pStyle w:val="BodyText"/>
+      </w:pPr>
+      <w:r>
+        <w:rPr>
+          <w:b/>
+          <w:bCs/>
+        </w:rPr>
+        <w:t xml:space="preserve">대화 활용 팁: </w:t>
+      </w:r>
+      <w:r>
+        <w:rPr/>
+        <w:t xml:space="preserve">장기 프로젝트, 협상 교착, 회복이 더딘 상황에서 조급함을 누를 때 씁니다. 역사적 무게가 있어 연장자나 리더가 말하면 잘 어울립니다.</w:t>
+      </w:r>
+    </w:p>
+    <w:p>
+      <w:pPr>
+        <w:pStyle w:val="BodyText"/>
+      </w:pPr>
+      <w:r>
+        <w:rPr>
+          <w:b/>
+          <w:bCs/>
+          <w:sz w:val="24"/>
+          <w:szCs w:val="24"/>
+        </w:rPr>
+        <w:t xml:space="preserve">인용 2 · «Лучше поздно, чем никогда»</w:t>
+      </w:r>
+    </w:p>
+    <w:p>
+      <w:pPr>
+        <w:pStyle w:val="BodyText"/>
+      </w:pPr>
+      <w:r>
+        <w:rPr>
+          <w:b/>
+          <w:bCs/>
+        </w:rPr>
+        <w:t xml:space="preserve">출전: </w:t>
+      </w:r>
+      <w:r>
+        <w:rPr/>
+        <w:t xml:space="preserve">러시아 속담 (라틴어 'Potius sero quam nunquam'에서 유래, 유럽 여러 언어에 같은 표현이 있음)</w:t>
+      </w:r>
+    </w:p>
+    <w:p>
+      <w:pPr>
+        <w:pStyle w:val="BodyText"/>
+      </w:pPr>
+      <w:r>
+        <w:rPr>
+          <w:b/>
+          <w:bCs/>
+        </w:rPr>
+        <w:t xml:space="preserve">뜻: </w:t>
+      </w:r>
+      <w:r>
+        <w:rPr/>
+        <w:t xml:space="preserve">늦더라도 안 하는 것보다는 낫다.</w:t>
+      </w:r>
+    </w:p>
+    <w:p>
+      <w:pPr>
+        <w:pStyle w:val="BodyText"/>
+      </w:pPr>
+      <w:r>
+        <w:rPr>
+          <w:b/>
+          <w:bCs/>
+        </w:rPr>
+        <w:t xml:space="preserve">원작·유래: </w:t>
+      </w:r>
+      <w:r>
+        <w:rPr/>
+        <w:t xml:space="preserve">늦었더라도 하는 편이 낫다는 위로나 변명으로 쓰입니다.</w:t>
+      </w:r>
+    </w:p>
+    <w:p>
+      <w:pPr>
+        <w:pStyle w:val="BodyText"/>
+      </w:pPr>
+      <w:r>
+        <w:rPr>
+          <w:b/>
+          <w:bCs/>
+        </w:rPr>
+        <w:t xml:space="preserve">이 화에서: </w:t>
+      </w:r>
+      <w:r>
+        <w:rPr/>
+        <w:t xml:space="preserve">키릴이 이 말을 하자 8개월이나 납품이 늦어진 고객 루스탐이 '8개월이면 거의 never'라고 받아칩니다. 상황에 따라 속담이 역효과를 낼 수 있음을 보여 주는 장면입니다.</w:t>
+      </w:r>
+    </w:p>
+    <w:p>
+      <w:pPr>
+        <w:pStyle w:val="BodyText"/>
+      </w:pPr>
+      <w:r>
+        <w:rPr>
+          <w:b/>
+          <w:bCs/>
+        </w:rPr>
+        <w:t xml:space="preserve">대화 활용 팁: </w:t>
+      </w:r>
+      <w:r>
+        <w:rPr/>
+        <w:t xml:space="preserve">피해를 본 상대 앞에서 늦은 쪽이 쓰면 이 장면처럼 반발을 살 수 있습니다. 자기 자신이나 제3자에게 쓰거나, 늦게라도 시작한 사람을 격려할 때 쓰세요.</w:t>
       </w:r>
     </w:p>
     <w:sectPr/>
